--- a/Volume 1/Chapter 03 - File Handling/SPA_Vol1_Ch3_Lesson3_13_Text_Parsing.docx
+++ b/Volume 1/Chapter 03 - File Handling/SPA_Vol1_Ch3_Lesson3_13_Text_Parsing.docx
@@ -962,20 +962,309 @@
         <w:keepNext/>
       </w:pPr>
       <w:r>
-        <w:t>Save each source and supporting file from this lesson into the matching path in the project layout. As in Chapter 1, notepad .\c\basic_parse_servers.c creates and opens one: choose Yes, type the file, save it with Ctrl+S, and close Notepad. Then install the TypeScript compiler for this project.</w:t>
-      </w:r>
-    </w:p>
-    <w:p>
-      <w:pPr>
-        <w:keepNext/>
-      </w:pPr>
-    </w:p>
-    <w:p>
-      <w:pPr>
-        <w:pStyle w:val="CommandBlock"/>
-      </w:pPr>
-      <w:r>
-        <w:t>npm --prefix .\typescript install --ignore-scripts --no-audit --no-fund</w:t>
+        <w:t>Next, let the tools create each project's settings file, as in Chapter 1. Remember, -o names the project folder: dotnet new console -o makes a C# project there, with a .csproj file and a starter Program.cs, which you replace with this lesson's code in the C# section. Remember, go.mod makes the folder a module: go mod init writes it, and its go line shows the Go version you have installed.</w:t>
+      </w:r>
+    </w:p>
+    <w:p>
+      <w:pPr>
+        <w:keepNext/>
+      </w:pPr>
+    </w:p>
+    <w:p>
+      <w:pPr>
+        <w:pStyle w:val="CommandBlock"/>
+        <w:keepNext/>
+      </w:pPr>
+      <w:r>
+        <w:t>dotnet new console -o .\csharp\BasicParseServers</w:t>
+      </w:r>
+    </w:p>
+    <w:p>
+      <w:pPr>
+        <w:pStyle w:val="CommandBlock"/>
+        <w:keepNext/>
+      </w:pPr>
+      <w:r>
+        <w:t>dotnet new console -o .\csharp\ParseServers</w:t>
+      </w:r>
+    </w:p>
+    <w:p>
+      <w:pPr>
+        <w:pStyle w:val="CommandBlock"/>
+      </w:pPr>
+      <w:r>
+        <w:t>go -C .\go mod init example.com/parseservers</w:t>
+      </w:r>
+    </w:p>
+    <w:p>
+      <w:pPr>
+        <w:keepNext/>
+      </w:pPr>
+    </w:p>
+    <w:p>
+      <w:pPr>
+        <w:keepNext/>
+      </w:pPr>
+      <w:r>
+        <w:t>Then make the TypeScript project's package.json and install its compiler. Remember, npm init -y, npm pkg, then npm install: Push-Location moves into .\typescript first, because npm init ignores --prefix, and Pop-Location moves back to lesson-3.13.</w:t>
+      </w:r>
+    </w:p>
+    <w:p>
+      <w:pPr>
+        <w:keepNext/>
+      </w:pPr>
+    </w:p>
+    <w:p>
+      <w:pPr>
+        <w:pStyle w:val="CommandBlock"/>
+        <w:keepNext/>
+      </w:pPr>
+      <w:r>
+        <w:t>Push-Location .\typescript</w:t>
+      </w:r>
+    </w:p>
+    <w:p>
+      <w:pPr>
+        <w:pStyle w:val="CommandBlock"/>
+        <w:keepNext/>
+      </w:pPr>
+      <w:r>
+        <w:t>npm init -y</w:t>
+      </w:r>
+    </w:p>
+    <w:p>
+      <w:pPr>
+        <w:pStyle w:val="CommandBlock"/>
+        <w:keepNext/>
+      </w:pPr>
+      <w:r>
+        <w:t>npm pkg set name=parse-servers-typescript type=module</w:t>
+      </w:r>
+    </w:p>
+    <w:p>
+      <w:pPr>
+        <w:pStyle w:val="CommandBlock"/>
+        <w:keepNext/>
+      </w:pPr>
+      <w:r>
+        <w:t>npm pkg set private=true --json</w:t>
+      </w:r>
+    </w:p>
+    <w:p>
+      <w:pPr>
+        <w:pStyle w:val="CommandBlock"/>
+        <w:keepNext/>
+      </w:pPr>
+      <w:r>
+        <w:t>npm pkg set "scripts.check=tsc --noEmit" "scripts.build=tsc --noEmitOnError"</w:t>
+      </w:r>
+    </w:p>
+    <w:p>
+      <w:pPr>
+        <w:pStyle w:val="CommandBlock"/>
+        <w:keepNext/>
+      </w:pPr>
+      <w:r>
+        <w:t>npm pkg delete version description main keywords author license scripts.test</w:t>
+      </w:r>
+    </w:p>
+    <w:p>
+      <w:pPr>
+        <w:pStyle w:val="CommandBlock"/>
+        <w:keepNext/>
+      </w:pPr>
+      <w:r>
+        <w:t>npm install --save-dev --save-exact typescript@7.0.2 @types/node@24.13.5 `</w:t>
+      </w:r>
+    </w:p>
+    <w:p>
+      <w:pPr>
+        <w:pStyle w:val="CommandBlock"/>
+        <w:keepNext/>
+      </w:pPr>
+      <w:r>
+        <w:t xml:space="preserve">    --ignore-scripts --no-audit --no-fund</w:t>
+      </w:r>
+    </w:p>
+    <w:p>
+      <w:pPr>
+        <w:pStyle w:val="CommandBlock"/>
+      </w:pPr>
+      <w:r>
+        <w:t>Pop-Location</w:t>
+      </w:r>
+    </w:p>
+    <w:p>
+      <w:pPr>
+        <w:keepNext/>
+      </w:pPr>
+    </w:p>
+    <w:p>
+      <w:r>
+        <w:t>Then type the TypeScript compiler settings. As in Chapter 1, notepad .\typescript\tsconfig.json creates and opens the file: choose Yes, type the file, save it with Ctrl+S, and close Notepad.</w:t>
+      </w:r>
+    </w:p>
+    <w:p>
+      <w:pPr>
+        <w:keepNext/>
+      </w:pPr>
+    </w:p>
+    <w:p>
+      <w:pPr>
+        <w:pStyle w:val="Heading3"/>
+      </w:pPr>
+      <w:r>
+        <w:t>typescript/tsconfig.json</w:t>
+      </w:r>
+    </w:p>
+    <w:p>
+      <w:pPr>
+        <w:pStyle w:val="SourceCode"/>
+        <w:keepNext/>
+      </w:pPr>
+      <w:r>
+        <w:t>{</w:t>
+      </w:r>
+    </w:p>
+    <w:p>
+      <w:pPr>
+        <w:pStyle w:val="SourceCode"/>
+        <w:keepNext/>
+      </w:pPr>
+      <w:r>
+        <w:t xml:space="preserve">  "compilerOptions": {</w:t>
+      </w:r>
+    </w:p>
+    <w:p>
+      <w:pPr>
+        <w:pStyle w:val="SourceCode"/>
+      </w:pPr>
+      <w:r>
+        <w:t xml:space="preserve">    "target": "ES2022",</w:t>
+      </w:r>
+    </w:p>
+    <w:p>
+      <w:pPr>
+        <w:pStyle w:val="SourceCode"/>
+      </w:pPr>
+      <w:r>
+        <w:t xml:space="preserve">    "module": "NodeNext",</w:t>
+      </w:r>
+    </w:p>
+    <w:p>
+      <w:pPr>
+        <w:pStyle w:val="SourceCode"/>
+      </w:pPr>
+      <w:r>
+        <w:t xml:space="preserve">    "moduleResolution": "NodeNext",</w:t>
+      </w:r>
+    </w:p>
+    <w:p>
+      <w:pPr>
+        <w:pStyle w:val="SourceCode"/>
+      </w:pPr>
+      <w:r>
+        <w:t xml:space="preserve">    "rootDir": "src",</w:t>
+      </w:r>
+    </w:p>
+    <w:p>
+      <w:pPr>
+        <w:pStyle w:val="SourceCode"/>
+      </w:pPr>
+      <w:r>
+        <w:t xml:space="preserve">    "outDir": "dist",</w:t>
+      </w:r>
+    </w:p>
+    <w:p>
+      <w:pPr>
+        <w:pStyle w:val="SourceCode"/>
+      </w:pPr>
+      <w:r>
+        <w:t xml:space="preserve">    "strict": true,</w:t>
+      </w:r>
+    </w:p>
+    <w:p>
+      <w:pPr>
+        <w:pStyle w:val="SourceCode"/>
+      </w:pPr>
+      <w:r>
+        <w:t xml:space="preserve">    "types": [</w:t>
+      </w:r>
+    </w:p>
+    <w:p>
+      <w:pPr>
+        <w:pStyle w:val="SourceCode"/>
+      </w:pPr>
+      <w:r>
+        <w:t xml:space="preserve">      "node"</w:t>
+      </w:r>
+    </w:p>
+    <w:p>
+      <w:pPr>
+        <w:pStyle w:val="SourceCode"/>
+      </w:pPr>
+      <w:r>
+        <w:t xml:space="preserve">    ],</w:t>
+      </w:r>
+    </w:p>
+    <w:p>
+      <w:pPr>
+        <w:pStyle w:val="SourceCode"/>
+      </w:pPr>
+      <w:r>
+        <w:t xml:space="preserve">    "moduleDetection": "force"</w:t>
+      </w:r>
+    </w:p>
+    <w:p>
+      <w:pPr>
+        <w:pStyle w:val="SourceCode"/>
+      </w:pPr>
+      <w:r>
+        <w:t xml:space="preserve">  },</w:t>
+      </w:r>
+    </w:p>
+    <w:p>
+      <w:pPr>
+        <w:pStyle w:val="SourceCode"/>
+      </w:pPr>
+      <w:r>
+        <w:t xml:space="preserve">  "include": [</w:t>
+      </w:r>
+    </w:p>
+    <w:p>
+      <w:pPr>
+        <w:pStyle w:val="SourceCode"/>
+        <w:keepNext/>
+      </w:pPr>
+      <w:r>
+        <w:t xml:space="preserve">    "src/**/*.ts"</w:t>
+      </w:r>
+    </w:p>
+    <w:p>
+      <w:pPr>
+        <w:pStyle w:val="SourceCode"/>
+        <w:keepNext/>
+      </w:pPr>
+      <w:r>
+        <w:t xml:space="preserve">  ]</w:t>
+      </w:r>
+    </w:p>
+    <w:p>
+      <w:pPr>
+        <w:pStyle w:val="SourceCode"/>
+      </w:pPr>
+      <w:r>
+        <w:t>}</w:t>
+      </w:r>
+    </w:p>
+    <w:p>
+      <w:pPr>
+        <w:keepNext/>
+      </w:pPr>
+    </w:p>
+    <w:p>
+      <w:r>
+        <w:t>You save each source file in its language's section below, as each is shown, the same way.</w:t>
       </w:r>
     </w:p>
     <w:p>
@@ -1045,20 +1334,129 @@
         <w:keepNext/>
       </w:pPr>
       <w:r>
-        <w:t>Save each source and supporting file from this lesson into the matching path in the project layout. As in Chapter 1, nano ./c/basic_parse_servers.c creates and opens one: type the file, then save and close it with Ctrl+O, Enter, then Ctrl+X. Then install the TypeScript compiler for this project.</w:t>
-      </w:r>
-    </w:p>
-    <w:p>
-      <w:pPr>
-        <w:keepNext/>
-      </w:pPr>
-    </w:p>
-    <w:p>
-      <w:pPr>
-        <w:pStyle w:val="CommandBlock"/>
-      </w:pPr>
-      <w:r>
-        <w:t>npm --prefix ./typescript install --ignore-scripts --no-audit --no-fund</w:t>
+        <w:t>Then create the C#, Go, and TypeScript project files with the same commands as on Windows; cd moves into ./typescript for the npm lines, and cd .. moves back.</w:t>
+      </w:r>
+    </w:p>
+    <w:p>
+      <w:pPr>
+        <w:keepNext/>
+      </w:pPr>
+    </w:p>
+    <w:p>
+      <w:pPr>
+        <w:pStyle w:val="CommandBlock"/>
+        <w:keepNext/>
+      </w:pPr>
+      <w:r>
+        <w:t>dotnet new console -o ./csharp/BasicParseServers</w:t>
+      </w:r>
+    </w:p>
+    <w:p>
+      <w:pPr>
+        <w:pStyle w:val="CommandBlock"/>
+        <w:keepNext/>
+      </w:pPr>
+      <w:r>
+        <w:t>dotnet new console -o ./csharp/ParseServers</w:t>
+      </w:r>
+    </w:p>
+    <w:p>
+      <w:pPr>
+        <w:pStyle w:val="CommandBlock"/>
+        <w:keepNext/>
+      </w:pPr>
+      <w:r>
+        <w:t>go -C ./go mod init example.com/parseservers</w:t>
+      </w:r>
+    </w:p>
+    <w:p>
+      <w:pPr>
+        <w:pStyle w:val="CommandBlock"/>
+        <w:keepNext/>
+      </w:pPr>
+      <w:r>
+        <w:t>cd ./typescript</w:t>
+      </w:r>
+    </w:p>
+    <w:p>
+      <w:pPr>
+        <w:pStyle w:val="CommandBlock"/>
+        <w:keepNext/>
+      </w:pPr>
+      <w:r>
+        <w:t>npm init -y</w:t>
+      </w:r>
+    </w:p>
+    <w:p>
+      <w:pPr>
+        <w:pStyle w:val="CommandBlock"/>
+        <w:keepNext/>
+      </w:pPr>
+      <w:r>
+        <w:t>npm pkg set name=parse-servers-typescript type=module</w:t>
+      </w:r>
+    </w:p>
+    <w:p>
+      <w:pPr>
+        <w:pStyle w:val="CommandBlock"/>
+        <w:keepNext/>
+      </w:pPr>
+      <w:r>
+        <w:t>npm pkg set private=true --json</w:t>
+      </w:r>
+    </w:p>
+    <w:p>
+      <w:pPr>
+        <w:pStyle w:val="CommandBlock"/>
+        <w:keepNext/>
+      </w:pPr>
+      <w:r>
+        <w:t>npm pkg set "scripts.check=tsc --noEmit" "scripts.build=tsc --noEmitOnError"</w:t>
+      </w:r>
+    </w:p>
+    <w:p>
+      <w:pPr>
+        <w:pStyle w:val="CommandBlock"/>
+        <w:keepNext/>
+      </w:pPr>
+      <w:r>
+        <w:t>npm pkg delete version description main keywords author license scripts.test</w:t>
+      </w:r>
+    </w:p>
+    <w:p>
+      <w:pPr>
+        <w:pStyle w:val="CommandBlock"/>
+        <w:keepNext/>
+      </w:pPr>
+      <w:r>
+        <w:t>npm install --save-dev --save-exact typescript@7.0.2 @types/node@24.13.5 \</w:t>
+      </w:r>
+    </w:p>
+    <w:p>
+      <w:pPr>
+        <w:pStyle w:val="CommandBlock"/>
+        <w:keepNext/>
+      </w:pPr>
+      <w:r>
+        <w:t xml:space="preserve">    --ignore-scripts --no-audit --no-fund</w:t>
+      </w:r>
+    </w:p>
+    <w:p>
+      <w:pPr>
+        <w:pStyle w:val="CommandBlock"/>
+      </w:pPr>
+      <w:r>
+        <w:t>cd ..</w:t>
+      </w:r>
+    </w:p>
+    <w:p>
+      <w:pPr>
+        <w:keepNext/>
+      </w:pPr>
+    </w:p>
+    <w:p>
+      <w:r>
+        <w:t>Type typescript/tsconfig.json exactly as shown in the Windows setup. You save each source file in its language's section below, as each is shown. As in Chapter 1, nano ./c/basic_parse_servers.c creates and opens one: type the file, then save and close it with Ctrl+O, Enter, then Ctrl+X.</w:t>
       </w:r>
     </w:p>
     <w:p>
@@ -17945,7 +18343,7 @@
     </w:p>
     <w:p>
       <w:r>
-        <w:t>These files follow the same pattern as the earlier lessons: only the project names change, and go.mod names this lesson's Go module, example.com/parseservers.</w:t>
+        <w:t>These are the files the setup commands wrote, shown here so you can check yours. Your go line shows your own Go version, and the blank lines and the order of the package.json fields may differ.</w:t>
       </w:r>
     </w:p>
     <w:p>
@@ -18283,164 +18681,6 @@
       </w:pPr>
       <w:r>
         <w:t xml:space="preserve">  }</w:t>
-      </w:r>
-    </w:p>
-    <w:p>
-      <w:pPr>
-        <w:pStyle w:val="SourceCode"/>
-      </w:pPr>
-      <w:r>
-        <w:t>}</w:t>
-      </w:r>
-    </w:p>
-    <w:p>
-      <w:pPr>
-        <w:keepNext/>
-      </w:pPr>
-    </w:p>
-    <w:p>
-      <w:pPr>
-        <w:keepNext/>
-      </w:pPr>
-    </w:p>
-    <w:p>
-      <w:pPr>
-        <w:pStyle w:val="Heading2"/>
-      </w:pPr>
-      <w:r>
-        <w:t>typescript/tsconfig.json</w:t>
-      </w:r>
-    </w:p>
-    <w:p>
-      <w:pPr>
-        <w:pStyle w:val="SourceCode"/>
-        <w:keepNext/>
-      </w:pPr>
-      <w:r>
-        <w:t>{</w:t>
-      </w:r>
-    </w:p>
-    <w:p>
-      <w:pPr>
-        <w:pStyle w:val="SourceCode"/>
-        <w:keepNext/>
-      </w:pPr>
-      <w:r>
-        <w:t xml:space="preserve">  "compilerOptions": {</w:t>
-      </w:r>
-    </w:p>
-    <w:p>
-      <w:pPr>
-        <w:pStyle w:val="SourceCode"/>
-      </w:pPr>
-      <w:r>
-        <w:t xml:space="preserve">    "target": "ES2022",</w:t>
-      </w:r>
-    </w:p>
-    <w:p>
-      <w:pPr>
-        <w:pStyle w:val="SourceCode"/>
-      </w:pPr>
-      <w:r>
-        <w:t xml:space="preserve">    "module": "NodeNext",</w:t>
-      </w:r>
-    </w:p>
-    <w:p>
-      <w:pPr>
-        <w:pStyle w:val="SourceCode"/>
-      </w:pPr>
-      <w:r>
-        <w:t xml:space="preserve">    "moduleResolution": "NodeNext",</w:t>
-      </w:r>
-    </w:p>
-    <w:p>
-      <w:pPr>
-        <w:pStyle w:val="SourceCode"/>
-      </w:pPr>
-      <w:r>
-        <w:t xml:space="preserve">    "rootDir": "src",</w:t>
-      </w:r>
-    </w:p>
-    <w:p>
-      <w:pPr>
-        <w:pStyle w:val="SourceCode"/>
-      </w:pPr>
-      <w:r>
-        <w:t xml:space="preserve">    "outDir": "dist",</w:t>
-      </w:r>
-    </w:p>
-    <w:p>
-      <w:pPr>
-        <w:pStyle w:val="SourceCode"/>
-      </w:pPr>
-      <w:r>
-        <w:t xml:space="preserve">    "strict": true,</w:t>
-      </w:r>
-    </w:p>
-    <w:p>
-      <w:pPr>
-        <w:pStyle w:val="SourceCode"/>
-      </w:pPr>
-      <w:r>
-        <w:t xml:space="preserve">    "types": [</w:t>
-      </w:r>
-    </w:p>
-    <w:p>
-      <w:pPr>
-        <w:pStyle w:val="SourceCode"/>
-      </w:pPr>
-      <w:r>
-        <w:t xml:space="preserve">      "node"</w:t>
-      </w:r>
-    </w:p>
-    <w:p>
-      <w:pPr>
-        <w:pStyle w:val="SourceCode"/>
-      </w:pPr>
-      <w:r>
-        <w:t xml:space="preserve">    ],</w:t>
-      </w:r>
-    </w:p>
-    <w:p>
-      <w:pPr>
-        <w:pStyle w:val="SourceCode"/>
-      </w:pPr>
-      <w:r>
-        <w:t xml:space="preserve">    "moduleDetection": "force"</w:t>
-      </w:r>
-    </w:p>
-    <w:p>
-      <w:pPr>
-        <w:pStyle w:val="SourceCode"/>
-      </w:pPr>
-      <w:r>
-        <w:t xml:space="preserve">  },</w:t>
-      </w:r>
-    </w:p>
-    <w:p>
-      <w:pPr>
-        <w:pStyle w:val="SourceCode"/>
-      </w:pPr>
-      <w:r>
-        <w:t xml:space="preserve">  "include": [</w:t>
-      </w:r>
-    </w:p>
-    <w:p>
-      <w:pPr>
-        <w:pStyle w:val="SourceCode"/>
-        <w:keepNext/>
-      </w:pPr>
-      <w:r>
-        <w:t xml:space="preserve">    "src/**/*.ts"</w:t>
-      </w:r>
-    </w:p>
-    <w:p>
-      <w:pPr>
-        <w:pStyle w:val="SourceCode"/>
-        <w:keepNext/>
-      </w:pPr>
-      <w:r>
-        <w:t xml:space="preserve">  ]</w:t>
       </w:r>
     </w:p>
     <w:p>
@@ -19514,31 +19754,31 @@
       </w:rPr>
     </w:lvl>
   </w:abstractNum>
-  <w:num w:numId="1" w16cid:durableId="1090466609">
+  <w:num w:numId="1" w16cid:durableId="1360353999">
     <w:abstractNumId w:val="8"/>
   </w:num>
-  <w:num w:numId="2" w16cid:durableId="262611770">
+  <w:num w:numId="2" w16cid:durableId="1298102273">
     <w:abstractNumId w:val="6"/>
   </w:num>
-  <w:num w:numId="3" w16cid:durableId="1894385016">
+  <w:num w:numId="3" w16cid:durableId="517351968">
     <w:abstractNumId w:val="5"/>
   </w:num>
-  <w:num w:numId="4" w16cid:durableId="58791671">
+  <w:num w:numId="4" w16cid:durableId="477959885">
     <w:abstractNumId w:val="4"/>
   </w:num>
-  <w:num w:numId="5" w16cid:durableId="1083260349">
+  <w:num w:numId="5" w16cid:durableId="2071952762">
     <w:abstractNumId w:val="7"/>
   </w:num>
-  <w:num w:numId="6" w16cid:durableId="843209209">
+  <w:num w:numId="6" w16cid:durableId="227887440">
     <w:abstractNumId w:val="3"/>
   </w:num>
-  <w:num w:numId="7" w16cid:durableId="905920107">
+  <w:num w:numId="7" w16cid:durableId="1988045711">
     <w:abstractNumId w:val="2"/>
   </w:num>
-  <w:num w:numId="8" w16cid:durableId="1732458762">
+  <w:num w:numId="8" w16cid:durableId="1000889317">
     <w:abstractNumId w:val="1"/>
   </w:num>
-  <w:num w:numId="9" w16cid:durableId="1837576404">
+  <w:num w:numId="9" w16cid:durableId="46151392">
     <w:abstractNumId w:val="0"/>
   </w:num>
 </w:numbering>

--- a/Volume 1/Chapter 03 - File Handling/SPA_Vol1_Ch3_Lesson3_13_Text_Parsing.docx
+++ b/Volume 1/Chapter 03 - File Handling/SPA_Vol1_Ch3_Lesson3_13_Text_Parsing.docx
@@ -67,10 +67,7 @@
     </w:p>
     <w:p>
       <w:r>
-        <w:t>Read servers.txt, a small text file of server records such as web-01|production|443, and turn each line into its three fields, host name, environment, and port, in C, C++, C#, Go, Python, and TypeScript. Every program checks that each line has exactly 3 fields, converts the port from text to a number, and reports every malformed line clearly, with its line number. The Basic programs read the whole file and split it into lines; the Production-Minded programs read the file one line at a time and trim the spac</w:t>
-      </w:r>
-      <w:r>
-        <w:t>es a person may put around a field.</w:t>
+        <w:t>Read servers.txt, a small text file of server records such as web-01|production|443, and turn each line into its three fields, host name, environment, and port, in C, C++, C#, Go, Python, and TypeScript. Every program checks that each line has exactly 3 fields, converts the port from text to a number, and reports every malformed line clearly, with its line number. The Basic programs read the whole file and split it into lines; the Production-Minded programs read the file one line at a time and trim the spaces a person may put around a field.</w:t>
       </w:r>
     </w:p>
     <w:p>
@@ -98,10 +95,7 @@
     </w:p>
     <w:p>
       <w:r>
-        <w:t>Lesson 3.2 read a whole file as one block of text. A program usually needs the values inside that text: which servers there are, which environment each belongs to, and which port it uses. Parsing is the step that turns the text into those values. Files written by people or by other programs contain mistakes, such as a missing field or a word where a number belongs, so a parser must check every line and say exactly which line is wrong, instead of crashing or quietly using a bad value. The Contact Manager, th</w:t>
-      </w:r>
-      <w:r>
-        <w:t>is chapter's capstone, loads its saved contacts the same way.</w:t>
+        <w:t>Lesson 3.2 read a whole file as one block of text. A program usually needs the values inside that text: which servers there are, which environment each belongs to, and which port it uses. Parsing is the step that turns the text into those values. Files written by people or by other programs contain mistakes, such as a missing field or a word where a number belongs, so a parser must check every line and say exactly which line is wrong, instead of crashing or quietly using a bad value. The Contact Manager, this chapter's capstone, loads its saved contacts the same way.</w:t>
       </w:r>
     </w:p>
     <w:p>
@@ -148,10 +142,7 @@
         <w:pStyle w:val="ListBullet"/>
       </w:pPr>
       <w:r>
-        <w:t>The field count is the number of fields a line splits into. n delimiters always give n + 1 fields, and two delimiters side by side give an empty field. A good record has exactly 3 fields, so the count is checked before any field is read: reading a field that is not there stops the program in C#, Go, and Python, gives undefined in TypeScript, and in C reads memory that does not belong to the line. In C++, g++ 15 or later stops the program with Assertion '__n &lt; this-&gt;size()' failed when it builds without opti</w:t>
-      </w:r>
-      <w:r>
-        <w:t>mization, as this lesson's commands do; older compilers, like C, read memory that does not belong to the line.</w:t>
+        <w:t>The field count is the number of fields a line splits into. n delimiters always give n + 1 fields, and two delimiters side by side give an empty field. A good record has exactly 3 fields, so the count is checked before any field is read: reading a field that is not there stops the program in C#, Go, and Python, gives undefined in TypeScript, and in C reads memory that does not belong to the line. In C++, g++ 15 or later stops the program with Assertion '__n &lt; this-&gt;size()' failed when it builds without optimization, as this lesson's commands do; older compilers, like C, read memory that does not belong to the line.</w:t>
       </w:r>
     </w:p>
     <w:p>
@@ -179,10 +170,7 @@
         <w:pStyle w:val="ListBullet"/>
       </w:pPr>
       <w:r>
-        <w:t>Line endings: a file saved on Windows ends each line with \r\n. As Lesson 3.2 showed, C#, Go, and TypeScript keep the \r, so the last field would be 443\r. Go's strconv.Atoi refuses it, and in every language a last field that is text would keep an invisible \r. So every Basic program removes the \r from each line first. C and C++ read in text mode, which removes it on Windows but not on Linux or macOS, so they cut it too; Python's text mode removes it on every system. The line-by-line readers of C#, Go, and</w:t>
-      </w:r>
-      <w:r>
-        <w:t xml:space="preserve"> TypeScript remove \n or \r\n themselves.</w:t>
+        <w:t>Line endings: a file saved on Windows ends each line with \r\n. As Lesson 3.2 showed, C#, Go, and TypeScript keep the \r, so the last field would be 443\r. Go's strconv.Atoi refuses it, and in every language a last field that is text would keep an invisible \r. So every Basic program removes the \r from each line first. C and C++ read in text mode, which removes it on Windows but not on Linux or macOS, so they cut it too; Python's text mode removes it on every system. The line-by-line readers of C#, Go, and TypeScript remove \n or \r\n themselves.</w:t>
       </w:r>
     </w:p>
     <w:p>
@@ -198,10 +186,7 @@
         <w:pStyle w:val="ListBullet"/>
       </w:pPr>
       <w:r>
-        <w:t>Splitting keeps every character between two delimiters, spaces included. servers.txt has no spaces around its | characters, but a file written by a person may, as in web-01 | production | 443. Its fields are then "web-01 ", " production ", and " 443", and the languages treat " 443" differently: Go's Atoi refuses it and the others accept it. So the Production-Minded programs trim each field (Lesson 2.6) right after splitting, and every language sees the same values; the Padded Field Check proves it with dns-</w:t>
-      </w:r>
-      <w:r>
-        <w:t>01 | production | 53.</w:t>
+        <w:t>Splitting keeps every character between two delimiters, spaces included. servers.txt has no spaces around its | characters, but a file written by a person may, as in web-01 | production | 443. Its fields are then "web-01 ", " production ", and " 443", and the languages treat " 443" differently: Go's Atoi refuses it and the others accept it. So the Production-Minded programs trim each field (Lesson 2.6) right after splitting, and every language sees the same values; the Padded Field Check proves it with dns-01 | production | 53.</w:t>
       </w:r>
     </w:p>
     <w:p>
@@ -1479,10 +1464,7 @@
     </w:p>
     <w:p>
       <w:r>
-        <w:t xml:space="preserve">Every program parses this file, so create it now, in advance. Set-Content writes text into a file (Lesson 3.3); given several texts separated by commas, it writes each one on its own line and ends every line with \r\n, the Windows line ending, as most Windows editors do. The backtick at the end of the first line continues the command on the next line. On Linux or macOS, printf writes the text with each \n turned into a line ending. The programs only read servers.txt and never change it. To undo the lesson, </w:t>
-      </w:r>
-      <w:r>
-        <w:t xml:space="preserve">leave the folder and delete it: Set-Location .. then Remove-Item -Recurse .\lesson-3.13 (on Linux or macOS, cd .. then rm -r ./lesson-3.13). </w:t>
+        <w:t xml:space="preserve">Every program parses this file, so create it now, in advance. Set-Content writes text into a file (Lesson 3.3); given several texts separated by commas, it writes each one on its own line and ends every line with \r\n, the Windows line ending, as most Windows editors do. The backtick at the end of the first line continues the command on the next line. On Linux or macOS, printf writes the text with each \n turned into a line ending. The programs only read servers.txt and never change it. To undo the lesson, leave the folder and delete it: Set-Location .. then Remove-Item -Recurse .\lesson-3.13 (on Linux or macOS, cd .. then rm -r ./lesson-3.13). </w:t>
       </w:r>
       <w:r>
         <w:rPr>
@@ -1659,10 +1641,7 @@
     </w:p>
     <w:p>
       <w:r>
-        <w:t>C's standard library has no function that splits text into separate parts the way this lesson needs, so the program writes one, split_text. It walks the text one character at a time and copies each part into its own row of a two-dimensional char array, as Lesson 2.13 stored one name per row, and it returns the true number of parts. The Basic version calls it twice: with '\n' to cut the file's text into lines, and with '|' to cut one line into fields; the Production-Minded version needs it only for the field</w:t>
-      </w:r>
-      <w:r>
-        <w:t>s. The port is converted with strtol and its end check, exactly as in Lesson 2.11. The file is opened in text mode, "r", as in Lesson 3.2. The Basic version reads it whole with fread; the Production-Minded version reads it one line at a time with fgets, which Lesson 2.3 used for the keyboard, and trims each field with trim_text, Lesson 2.6's two trim loops as a function.</w:t>
+        <w:t>C's standard library has no function that splits text into separate parts the way this lesson needs, so the program writes one, split_text. It walks the text one character at a time and copies each part into its own row of a two-dimensional char array, as Lesson 2.13 stored one name per row, and it returns the true number of parts. The Basic version calls it twice: with '\n' to cut the file's text into lines, and with '|' to cut one line into fields; the Production-Minded version needs it only for the fields. The port is converted with strtol and its end check, exactly as in Lesson 2.11. The file is opened in text mode, "r", as in Lesson 3.2. The Basic version reads it whole with fread; the Production-Minded version reads it one line at a time with fgets, which Lesson 2.3 used for the keyboard, and trims each field with trim_text, Lesson 2.6's two trim loops as a function.</w:t>
       </w:r>
     </w:p>
     <w:p>
@@ -1685,10 +1664,7 @@
     </w:p>
     <w:p>
       <w:r>
-        <w:t>Start with the most direct version: main reads servers.txt with fopen and fread, splits the text into lines with split_text, cuts a \r from each line, skips empty lines, splits each line into fields, checks the field count, converts the port with strtol, and prints either the record or an Error line. Even this Basic version checks fopen's result, because reading through NULL would crash the program, and checks with fgetc that the whole file fit, because a parser that silently reads only part of a file gives</w:t>
-      </w:r>
-      <w:r>
-        <w:t xml:space="preserve"> wrong answers. Every step is commented, so read the comments as you type it.</w:t>
+        <w:t>Start with the most direct version: main reads servers.txt with fopen and fread, splits the text into lines with split_text, cuts a \r from each line, skips empty lines, splits each line into fields, checks the field count, converts the port with strtol, and prints either the record or an Error line. Even this Basic version checks fopen's result, because reading through NULL would crash the program, and checks with fgetc that the whole file fit, because a parser that silently reads only part of a file gives wrong answers. Every step is commented, so read the comments as you type it.</w:t>
       </w:r>
     </w:p>
     <w:p>
@@ -3085,10 +3061,7 @@
     </w:p>
     <w:p>
       <w:r>
-        <w:t xml:space="preserve">The three good records still print, and each bad line gets its own Error line: the file, the line number (4 and 5, counted from 1, as an editor counts), what is wrong, and the line exactly as it was written, so you can find and fix it. The program goes on after a bad line, so one run finds both. The terminal shows the lines in the order the program writes them. This Basic version still ends with exit code 0, so a script that runs it could not tell that two lines were rejected; the Production-Minded version </w:t>
-      </w:r>
-      <w:r>
-        <w:t>fixes that. Get-Content (cat) then prints the three good lines: servers.txt is back as it was.</w:t>
+        <w:t>The three good records still print, and each bad line gets its own Error line: the file, the line number (4 and 5, counted from 1, as an editor counts), what is wrong, and the line exactly as it was written, so you can find and fix it. The program goes on after a bad line, so one run finds both. The terminal shows the lines in the order the program writes them. This Basic version still ends with exit code 0, so a script that runs it could not tell that two lines were rejected; the Production-Minded version fixes that. Get-Content (cat) then prints the three good lines: servers.txt is back as it was.</w:t>
       </w:r>
     </w:p>
     <w:p>
@@ -3111,10 +3084,7 @@
     </w:p>
     <w:p>
       <w:r>
-        <w:t>The production-minded version prints the same lines. A struct Server record holds the three values. parse_server trims each field and fills a record from one line, returning SERVER_OK, or WRONG_FIELD_COUNT or PORT_NOT_A_NUMBER, as parse_port returned its codes in Lesson 2.11. main opens the file and reads it one line at a time with fgets in a while loop, loads every line into an array of records, prints one Error line for each code that is not SERVER_OK, closes the file, and prints the records only if every</w:t>
-      </w:r>
-      <w:r>
-        <w:t xml:space="preserve"> line was good.</w:t>
+        <w:t>The production-minded version prints the same lines. A struct Server record holds the three values. parse_server trims each field and fills a record from one line, returning SERVER_OK, or WRONG_FIELD_COUNT or PORT_NOT_A_NUMBER, as parse_port returned its codes in Lesson 2.11. main opens the file and reads it one line at a time with fgets in a while loop, loads every line into an array of records, prints one Error line for each code that is not SERVER_OK, closes the file, and prints the records only if every line was good.</w:t>
       </w:r>
     </w:p>
     <w:p>
@@ -5277,10 +5247,7 @@
     </w:p>
     <w:p>
       <w:r>
-        <w:t xml:space="preserve">Both versions split each line of servers.txt into fields, check the field count, convert the port, and report every malformed line with its line number. The Basic version reads the whole file at once and splits it into lines, does it all in main, with split_text as its one helper, prints each record as soon as it is parsed, and ends with exit code 0 even when a line was bad. The Production-Minded version reads one line at a time, so memory holds one line of text instead of the whole file, trims each field, </w:t>
-      </w:r>
-      <w:r>
-        <w:t>and turns each line into a Server record through parse_server, the pattern the Challenge follows for contacts. It loads every line before printing anything, and prints the records only when every line was good; otherwise it ends with exit code 1, as Lesson 2.11 taught.</w:t>
+        <w:t>Both versions split each line of servers.txt into fields, check the field count, convert the port, and report every malformed line with its line number. The Basic version reads the whole file at once and splits it into lines, does it all in main, with split_text as its one helper, prints each record as soon as it is parsed, and ends with exit code 0 even when a line was bad. The Production-Minded version reads one line at a time, so memory holds one line of text instead of the whole file, trims each field, and turns each line into a Server record through parse_server, the pattern the Challenge follows for contacts. It loads every line before printing anything, and prints the records only when every line was good; otherwise it ends with exit code 1, as Lesson 2.11 taught.</w:t>
       </w:r>
     </w:p>
     <w:p>
@@ -5308,10 +5275,7 @@
     </w:p>
     <w:p>
       <w:r>
-        <w:t>C++ has no split function for a std::string, so the program writes splitText with the find and substr of Lesson 2.6: find(separator, start) looks for the next separator from position start onward, substr copies the part before it, and the parts go into a std::vector, as in Lesson 2.7. The Basic version calls it with '\n' to cut the file's text into lines and with '|' to cut one line into fields; the Production-Minded version needs it only for the fields. The port is converted with std::stoi and its used che</w:t>
-      </w:r>
-      <w:r>
-        <w:t>ck, exactly as in Lesson 2.11. The file is opened with a std::ifstream, as in Lesson 3.2. The Basic version reads it whole; the Production-Minded version reads it one line at a time with std::getline, which Lesson 2.3 used for the keyboard, and trims each field with trimText, Lesson 2.6's find_first_not_of and find_last_not_of as a function.</w:t>
+        <w:t>C++ has no split function for a std::string, so the program writes splitText with the find and substr of Lesson 2.6: find(separator, start) looks for the next separator from position start onward, substr copies the part before it, and the parts go into a std::vector, as in Lesson 2.7. The Basic version calls it with '\n' to cut the file's text into lines and with '|' to cut one line into fields; the Production-Minded version needs it only for the fields. The port is converted with std::stoi and its used check, exactly as in Lesson 2.11. The file is opened with a std::ifstream, as in Lesson 3.2. The Basic version reads it whole; the Production-Minded version reads it one line at a time with std::getline, which Lesson 2.3 used for the keyboard, and trims each field with trimText, Lesson 2.6's find_first_not_of and find_last_not_of as a function.</w:t>
       </w:r>
     </w:p>
     <w:p>
@@ -6627,10 +6591,7 @@
     </w:p>
     <w:p>
       <w:r>
-        <w:t xml:space="preserve">The three good records still print, and each bad line gets its own Error line: the file, the line number (4 and 5, counted from 1, as an editor counts), what is wrong, and the line exactly as it was written, so you can find and fix it. The program goes on after a bad line, so one run finds both. The terminal shows the lines in the order the program writes them. This Basic version still ends with exit code 0, so a script that runs it could not tell that two lines were rejected; the Production-Minded version </w:t>
-      </w:r>
-      <w:r>
-        <w:t>fixes that. Get-Content (cat) then prints the three good lines: servers.txt is back as it was.</w:t>
+        <w:t>The three good records still print, and each bad line gets its own Error line: the file, the line number (4 and 5, counted from 1, as an editor counts), what is wrong, and the line exactly as it was written, so you can find and fix it. The program goes on after a bad line, so one run finds both. The terminal shows the lines in the order the program writes them. This Basic version still ends with exit code 0, so a script that runs it could not tell that two lines were rejected; the Production-Minded version fixes that. Get-Content (cat) then prints the three good lines: servers.txt is back as it was.</w:t>
       </w:r>
     </w:p>
     <w:p>
@@ -6653,10 +6614,7 @@
     </w:p>
     <w:p>
       <w:r>
-        <w:t>The production-minded version prints the same lines. A struct Server record holds the three values. parseServer trims each field and builds a record from one line, or throws a std::invalid_argument whose message says what is wrong. main opens the file, reads it one line at a time with std::getline in a while loop, calls parseServer for every line inside its own try block, adds each good record to a std::vector, prints one Error line for each exception it catches, and prints the records only if every line wa</w:t>
-      </w:r>
-      <w:r>
-        <w:t>s good.</w:t>
+        <w:t>The production-minded version prints the same lines. A struct Server record holds the three values. parseServer trims each field and builds a record from one line, or throws a std::invalid_argument whose message says what is wrong. main opens the file, reads it one line at a time with std::getline in a while loop, calls parseServer for every line inside its own try block, adds each good record to a std::vector, prints one Error line for each exception it catches, and prints the records only if every line was good.</w:t>
       </w:r>
     </w:p>
     <w:p>
@@ -8404,10 +8362,7 @@
     </w:p>
     <w:p>
       <w:r>
-        <w:t>Both versions split each line of servers.txt into fields, check the field count, convert the port, and report every malformed line with its line number. The Basic version reads the whole file at once and splits it into lines, does it all in main, with splitText as its one helper, prints each record as soon as it is parsed, and ends with exit code 0 even when a line was bad. The Production-Minded version reads one line at a time, so memory holds one line of text instead of the whole file, trims each field, a</w:t>
-      </w:r>
-      <w:r>
-        <w:t>nd turns each line into a Server record through parseServer, the pattern the Challenge follows for contacts. It loads every line before printing anything, and prints the records only when every line was good; otherwise it ends with exit code 1, as Lesson 2.11 taught.</w:t>
+        <w:t>Both versions split each line of servers.txt into fields, check the field count, convert the port, and report every malformed line with its line number. The Basic version reads the whole file at once and splits it into lines, does it all in main, with splitText as its one helper, prints each record as soon as it is parsed, and ends with exit code 0 even when a line was bad. The Production-Minded version reads one line at a time, so memory holds one line of text instead of the whole file, trims each field, and turns each line into a Server record through parseServer, the pattern the Challenge follows for contacts. It loads every line before printing anything, and prints the records only when every line was good; otherwise it ends with exit code 1, as Lesson 2.11 taught.</w:t>
       </w:r>
     </w:p>
     <w:p>
@@ -8435,10 +8390,7 @@
     </w:p>
     <w:p>
       <w:r>
-        <w:t>C# splits with a string's own Split method: Split('\n') cuts the file's text into lines and Split('|') cuts one line into fields, each time returning the pieces as a string[], as in Lesson 2.7. The separator is written in single quotes because it is one character, a char. The port is converted with int.TryParse, exactly as in Lesson 2.11. The Basic version reads the whole file with File.ReadAllText, which keeps each \r, as Lesson 3.2 showed, so every line has it removed with Replace. The Production-Minded v</w:t>
-      </w:r>
-      <w:r>
-        <w:t>ersion reads one line at a time with a StreamReader's ReadLine, which removes the line ending itself, and trims each field with Lesson 2.6's Trim.</w:t>
+        <w:t>C# splits with a string's own Split method: Split('\n') cuts the file's text into lines and Split('|') cuts one line into fields, each time returning the pieces as a string[], as in Lesson 2.7. The separator is written in single quotes because it is one character, a char. The port is converted with int.TryParse, exactly as in Lesson 2.11. The Basic version reads the whole file with File.ReadAllText, which keeps each \r, as Lesson 3.2 showed, so every line has it removed with Replace. The Production-Minded version reads one line at a time with a StreamReader's ReadLine, which removes the line ending itself, and trims each field with Lesson 2.6's Trim.</w:t>
       </w:r>
     </w:p>
     <w:p>
@@ -9414,10 +9366,7 @@
     </w:p>
     <w:p>
       <w:r>
-        <w:t xml:space="preserve">The three good records still print, and each bad line gets its own Error line: the file, the line number (4 and 5, counted from 1, as an editor counts), what is wrong, and the line exactly as it was written, so you can find and fix it. The program goes on after a bad line, so one run finds both. The terminal shows the lines in the order the program writes them. This Basic version still ends with exit code 0, so a script that runs it could not tell that two lines were rejected; the Production-Minded version </w:t>
-      </w:r>
-      <w:r>
-        <w:t>fixes that. Get-Content (cat) then prints the three good lines: servers.txt is back as it was.</w:t>
+        <w:t>The three good records still print, and each bad line gets its own Error line: the file, the line number (4 and 5, counted from 1, as an editor counts), what is wrong, and the line exactly as it was written, so you can find and fix it. The program goes on after a bad line, so one run finds both. The terminal shows the lines in the order the program writes them. This Basic version still ends with exit code 0, so a script that runs it could not tell that two lines were rejected; the Production-Minded version fixes that. Get-Content (cat) then prints the three good lines: servers.txt is back as it was.</w:t>
       </w:r>
     </w:p>
     <w:p>
@@ -9440,10 +9389,7 @@
     </w:p>
     <w:p>
       <w:r>
-        <w:t xml:space="preserve">The production-minded version prints the same lines. A Server class holds the three values. ParseServer trims each field and builds a record from one line, or throws a FormatException, the standard exception for text in the wrong format, whose message says what is wrong. Main opens the file with a StreamReader in a using declaration, reads it one line at a time with ReadLine in a while loop, calls ParseServer for every line inside its own try block, adds each good record to a List&lt;Server&gt;, prints one Error </w:t>
-      </w:r>
-      <w:r>
-        <w:t>line for each exception it catches, and prints the records only if every line was good.</w:t>
+        <w:t>The production-minded version prints the same lines. A Server class holds the three values. ParseServer trims each field and builds a record from one line, or throws a FormatException, the standard exception for text in the wrong format, whose message says what is wrong. Main opens the file with a StreamReader in a using declaration, reads it one line at a time with ReadLine in a while loop, calls ParseServer for every line inside its own try block, adds each good record to a List&lt;Server&gt;, prints one Error line for each exception it catches, and prints the records only if every line was good.</w:t>
       </w:r>
     </w:p>
     <w:p>
@@ -11033,10 +10979,7 @@
     </w:p>
     <w:p>
       <w:r>
-        <w:t>Both versions split each line of servers.txt into fields, check the field count, convert the port, and report every malformed line with its line number. The Basic version reads the whole file at once and splits it into lines, does it all in Main, prints each record as soon as it is parsed, and ends with exit code 0 even when a line was bad. The Production-Minded version reads one line at a time, so memory holds one line of text instead of the whole file, trims each field, and turns each line into a Server r</w:t>
-      </w:r>
-      <w:r>
-        <w:t>ecord through ParseServer, the pattern the Challenge follows for contacts. It loads every line before printing anything, and prints the records only when every line was good; otherwise it ends with exit code 1, as Lesson 2.11 taught.</w:t>
+        <w:t>Both versions split each line of servers.txt into fields, check the field count, convert the port, and report every malformed line with its line number. The Basic version reads the whole file at once and splits it into lines, does it all in Main, prints each record as soon as it is parsed, and ends with exit code 0 even when a line was bad. The Production-Minded version reads one line at a time, so memory holds one line of text instead of the whole file, trims each field, and turns each line into a Server record through ParseServer, the pattern the Challenge follows for contacts. It loads every line before printing anything, and prints the records only when every line was good; otherwise it ends with exit code 1, as Lesson 2.11 taught.</w:t>
       </w:r>
     </w:p>
     <w:p>
@@ -11064,10 +11007,7 @@
     </w:p>
     <w:p>
       <w:r>
-        <w:t>Go splits with strings.Split: strings.Split(text, "\n") cuts the file's text into lines and strings.Split(line, "|") cuts one line into fields, each time returning the pieces as a []string slice, as in Lesson 2.7. The port is converted with strconv.Atoi and its error value, exactly as in Lesson 2.11. The Basic version reads the whole file with os.ReadFile, which keeps each \r, as Lesson 3.2 showed, so every line has it removed with strings.ReplaceAll. The Production-Minded version opens the file with os.Ope</w:t>
-      </w:r>
-      <w:r>
-        <w:t>n and reads one line at a time with a bufio.Scanner, the scanner Lesson 2.3 used for the keyboard, which removes the line ending itself, and trims each field with Lesson 2.6's strings.TrimSpace.</w:t>
+        <w:t>Go splits with strings.Split: strings.Split(text, "\n") cuts the file's text into lines and strings.Split(line, "|") cuts one line into fields, each time returning the pieces as a []string slice, as in Lesson 2.7. The port is converted with strconv.Atoi and its error value, exactly as in Lesson 2.11. The Basic version reads the whole file with os.ReadFile, which keeps each \r, as Lesson 3.2 showed, so every line has it removed with strings.ReplaceAll. The Production-Minded version opens the file with os.Open and reads one line at a time with a bufio.Scanner, the scanner Lesson 2.3 used for the keyboard, which removes the line ending itself, and trims each field with Lesson 2.6's strings.TrimSpace.</w:t>
       </w:r>
     </w:p>
     <w:p>
@@ -12057,10 +11997,7 @@
     </w:p>
     <w:p>
       <w:r>
-        <w:t xml:space="preserve">The three good records still print, and each bad line gets its own Error line: the file, the line number (4 and 5, counted from 1, as an editor counts), what is wrong, and the line exactly as it was written, so you can find and fix it. The program goes on after a bad line, so one run finds both. The terminal shows the lines in the order the program writes them. This Basic version still ends with exit code 0, so a script that runs it could not tell that two lines were rejected; the Production-Minded version </w:t>
-      </w:r>
-      <w:r>
-        <w:t>fixes that. Get-Content (cat) then prints the three good lines: servers.txt is back as it was.</w:t>
+        <w:t>The three good records still print, and each bad line gets its own Error line: the file, the line number (4 and 5, counted from 1, as an editor counts), what is wrong, and the line exactly as it was written, so you can find and fix it. The program goes on after a bad line, so one run finds both. The terminal shows the lines in the order the program writes them. This Basic version still ends with exit code 0, so a script that runs it could not tell that two lines were rejected; the Production-Minded version fixes that. Get-Content (cat) then prints the three good lines: servers.txt is back as it was.</w:t>
       </w:r>
     </w:p>
     <w:p>
@@ -12083,10 +12020,7 @@
     </w:p>
     <w:p>
       <w:r>
-        <w:t xml:space="preserve">The production-minded version prints the same lines. A Server struct holds the three values. parseServer trims each field and returns a record and an error value that is nil when the line was good, or an error made by errors.New whose message says what is wrong. main opens the file with os.Open, reads it one line at a time with a bufio.Scanner, checks err after every parseServer call, appends each good record to a []Server, prints one Error line for each error, and prints the records only if every line was </w:t>
-      </w:r>
-      <w:r>
-        <w:t>good.</w:t>
+        <w:t>The production-minded version prints the same lines. A Server struct holds the three values. parseServer trims each field and returns a record and an error value that is nil when the line was good, or an error made by errors.New whose message says what is wrong. main opens the file with os.Open, reads it one line at a time with a bufio.Scanner, checks err after every parseServer call, appends each good record to a []Server, prints one Error line for each error, and prints the records only if every line was good.</w:t>
       </w:r>
     </w:p>
     <w:p>
@@ -13620,10 +13554,7 @@
     </w:p>
     <w:p>
       <w:r>
-        <w:t>Both versions split each line of servers.txt into fields, check the field count, convert the port, and report every malformed line with its line number. The Basic version reads the whole file at once and splits it into lines, does it all in main, prints each record as soon as it is parsed, and ends with exit code 0 even when a line was bad. The Production-Minded version reads one line at a time, so memory holds one line of text instead of the whole file, trims each field, and turns each line into a Server r</w:t>
-      </w:r>
-      <w:r>
-        <w:t>ecord through parseServer, the pattern the Challenge follows for contacts. It loads every line before printing anything, and prints the records only when every line was good; otherwise it ends with exit code 1, as Lesson 2.11 taught.</w:t>
+        <w:t>Both versions split each line of servers.txt into fields, check the field count, convert the port, and report every malformed line with its line number. The Basic version reads the whole file at once and splits it into lines, does it all in main, prints each record as soon as it is parsed, and ends with exit code 0 even when a line was bad. The Production-Minded version reads one line at a time, so memory holds one line of text instead of the whole file, trims each field, and turns each line into a Server record through parseServer, the pattern the Challenge follows for contacts. It loads every line before printing anything, and prints the records only when every line was good; otherwise it ends with exit code 1, as Lesson 2.11 taught.</w:t>
       </w:r>
     </w:p>
     <w:p>
@@ -13651,10 +13582,7 @@
     </w:p>
     <w:p>
       <w:r>
-        <w:t>Python splits with a string's own split method: split("\n") cuts the file's text into lines and split("|") cuts one line into fields, each time returning the pieces as a list, as in Lesson 2.7. The port is converted with int, which raises a ValueError when the text is not a number, exactly as in Lesson 2.11. Python reads in text mode, which turns every \r\n into \n as it reads, on every system, so Python is the one language with no \r step. The Basic version reads the whole file with read_text; the Producti</w:t>
-      </w:r>
-      <w:r>
-        <w:t>on-Minded version opens it with open inside a with block and reads one line at a time with a for loop over the file, and trims each field with Lesson 2.6's strip.</w:t>
+        <w:t>Python splits with a string's own split method: split("\n") cuts the file's text into lines and split("|") cuts one line into fields, each time returning the pieces as a list, as in Lesson 2.7. The port is converted with int, which raises a ValueError when the text is not a number, exactly as in Lesson 2.11. Python reads in text mode, which turns every \r\n into \n as it reads, on every system, so Python is the one language with no \r step. The Basic version reads the whole file with read_text; the Production-Minded version opens it with open inside a with block and reads one line at a time with a for loop over the file, and trims each field with Lesson 2.6's strip.</w:t>
       </w:r>
     </w:p>
     <w:p>
@@ -14489,10 +14417,7 @@
     </w:p>
     <w:p>
       <w:r>
-        <w:t xml:space="preserve">The three good records still print, and each bad line gets its own Error line: the file, the line number (4 and 5, counted from 1, as an editor counts), what is wrong, and the line exactly as it was written, so you can find and fix it. The program goes on after a bad line, so one run finds both. The terminal shows the lines in the order the program writes them. This Basic version still ends with exit code 0, so a script that runs it could not tell that two lines were rejected; the Production-Minded version </w:t>
-      </w:r>
-      <w:r>
-        <w:t>fixes that. Get-Content (cat) then prints the three good lines: servers.txt is back as it was.</w:t>
+        <w:t>The three good records still print, and each bad line gets its own Error line: the file, the line number (4 and 5, counted from 1, as an editor counts), what is wrong, and the line exactly as it was written, so you can find and fix it. The program goes on after a bad line, so one run finds both. The terminal shows the lines in the order the program writes them. This Basic version still ends with exit code 0, so a script that runs it could not tell that two lines were rejected; the Production-Minded version fixes that. Get-Content (cat) then prints the three good lines: servers.txt is back as it was.</w:t>
       </w:r>
     </w:p>
     <w:p>
@@ -14515,10 +14440,7 @@
     </w:p>
     <w:p>
       <w:r>
-        <w:t xml:space="preserve">The production-minded version prints the same lines. A Server class holds the three values. parse_server trims each field and builds a record from one line, or raises a ValueError whose message says what is wrong. main opens the file in a with block, reads it one line at a time with for line in file, removes each line's \n, calls parse_server for every line inside its own try block, appends each good record to a list, prints one Error line for each exception it catches, and prints the records only if every </w:t>
-      </w:r>
-      <w:r>
-        <w:t>line was good.</w:t>
+        <w:t>The production-minded version prints the same lines. A Server class holds the three values. parse_server trims each field and builds a record from one line, or raises a ValueError whose message says what is wrong. main opens the file in a with block, reads it one line at a time with for line in file, removes each line's \n, calls parse_server for every line inside its own try block, appends each good record to a list, prints one Error line for each exception it catches, and prints the records only if every line was good.</w:t>
       </w:r>
     </w:p>
     <w:p>
@@ -15795,10 +15717,7 @@
     </w:p>
     <w:p>
       <w:r>
-        <w:t>Both versions split each line of servers.txt into fields, check the field count, convert the port, and report every malformed line with its line number. The Basic version reads the whole file at once and splits it into lines, does it all in main, prints each record as soon as it is parsed, and ends with exit code 0 even when a line was bad. The Production-Minded version reads one line at a time, so memory holds one line of text instead of the whole file, trims each field, and turns each line into a Server r</w:t>
-      </w:r>
-      <w:r>
-        <w:t>ecord through parse_server, the pattern the Challenge follows for contacts. It loads every line before printing anything, and prints the records only when every line was good; otherwise it ends with exit code 1, as Lesson 2.11 taught.</w:t>
+        <w:t>Both versions split each line of servers.txt into fields, check the field count, convert the port, and report every malformed line with its line number. The Basic version reads the whole file at once and splits it into lines, does it all in main, prints each record as soon as it is parsed, and ends with exit code 0 even when a line was bad. The Production-Minded version reads one line at a time, so memory holds one line of text instead of the whole file, trims each field, and turns each line into a Server record through parse_server, the pattern the Challenge follows for contacts. It loads every line before printing anything, and prints the records only when every line was good; otherwise it ends with exit code 1, as Lesson 2.11 taught.</w:t>
       </w:r>
     </w:p>
     <w:p>
@@ -15826,10 +15745,7 @@
     </w:p>
     <w:p>
       <w:r>
-        <w:t>TypeScript splits with a string's own split method: split("\n") cuts the file's text into lines and split("|") cuts one line into fields, each time returning the pieces as a string[], as in Lesson 2.7. The port is converted with Number and checked with Number.isInteger and the empty-text check, exactly as in Lesson 2.11. The Basic version reads the whole file with readFileSync, which keeps each \r, as Lesson 3.2 showed, so every line has it removed with replaceAll. The Production-Minded version reads one li</w:t>
-      </w:r>
-      <w:r>
-        <w:t>ne at a time with the readline reader Lesson 2.3 used for the keyboard, given the file through createReadStream; it removes the line ending itself. Each field is trimmed with Lesson 2.6's trim.</w:t>
+        <w:t>TypeScript splits with a string's own split method: split("\n") cuts the file's text into lines and split("|") cuts one line into fields, each time returning the pieces as a string[], as in Lesson 2.7. The port is converted with Number and checked with Number.isInteger and the empty-text check, exactly as in Lesson 2.11. The Basic version reads the whole file with readFileSync, which keeps each \r, as Lesson 3.2 showed, so every line has it removed with replaceAll. The Production-Minded version reads one line at a time with the readline reader Lesson 2.3 used for the keyboard, given the file through createReadStream; it removes the line ending itself. Each field is trimmed with Lesson 2.6's trim.</w:t>
       </w:r>
     </w:p>
     <w:p>
@@ -16749,10 +16665,7 @@
     </w:p>
     <w:p>
       <w:r>
-        <w:t xml:space="preserve">The three good records still print, and each bad line gets its own Error line: the file, the line number (4 and 5, counted from 1, as an editor counts), what is wrong, and the line exactly as it was written, so you can find and fix it. The program goes on after a bad line, so one run finds both. The terminal shows the lines in the order the program writes them. This Basic version still ends with exit code 0, so a script that runs it could not tell that two lines were rejected; the Production-Minded version </w:t>
-      </w:r>
-      <w:r>
-        <w:t>fixes that. Get-Content (cat) then prints the three good lines: servers.txt is back as it was.</w:t>
+        <w:t>The three good records still print, and each bad line gets its own Error line: the file, the line number (4 and 5, counted from 1, as an editor counts), what is wrong, and the line exactly as it was written, so you can find and fix it. The program goes on after a bad line, so one run finds both. The terminal shows the lines in the order the program writes them. This Basic version still ends with exit code 0, so a script that runs it could not tell that two lines were rejected; the Production-Minded version fixes that. Get-Content (cat) then prints the three good lines: servers.txt is back as it was.</w:t>
       </w:r>
     </w:p>
     <w:p>
@@ -18312,10 +18225,7 @@
     </w:p>
     <w:p>
       <w:r>
-        <w:t>Both versions split each line of servers.txt into fields, check the field count, convert the port, and report every malformed line with its line number. The Basic version reads the whole file at once and splits it into lines, does it all in main, prints each record as soon as it is parsed, and ends with exit code 0 even when a line was bad. The Production-Minded version reads one line at a time, so memory holds one line of text instead of the whole file, trims each field, and turns each line into a Server r</w:t>
-      </w:r>
-      <w:r>
-        <w:t>ecord through parseServer, the pattern the Challenge follows for contacts. It loads every line before printing anything, and prints the records only when every line was good; otherwise it ends with exit code 1, as Lesson 2.11 taught.</w:t>
+        <w:t>Both versions split each line of servers.txt into fields, check the field count, convert the port, and report every malformed line with its line number. The Basic version reads the whole file at once and splits it into lines, does it all in main, prints each record as soon as it is parsed, and ends with exit code 0 even when a line was bad. The Production-Minded version reads one line at a time, so memory holds one line of text instead of the whole file, trims each field, and turns each line into a Server record through parseServer, the pattern the Challenge follows for contacts. It loads every line before printing anything, and prints the records only when every line was good; otherwise it ends with exit code 1, as Lesson 2.11 taught.</w:t>
       </w:r>
     </w:p>
     <w:p>
@@ -19053,10 +18963,7 @@
     </w:p>
     <w:p>
       <w:r>
-        <w:t>The Contact Manager, this chapter's capstone, must save its contacts and load them again when it starts. Loading is exactly this lesson's work: read the saved file one line at a time, split each line into fields and trim them, check every line, and build one record per line. The Challenge writes that loader for contacts.txt with a Contact record and parse_contact. parse_server (parseServer, ParseServer) is the pattern: one function that turns one line into one record or reports what is wrong. Lesson 3.14 re</w:t>
-      </w:r>
-      <w:r>
-        <w:t>ads and writes the same kind of records as a CSV file with a CSV library, and explains why simple splitting is not enough once a value may contain the delimiter or a quote.</w:t>
+        <w:t>The Contact Manager, this chapter's capstone, must save its contacts and load them again when it starts. Loading is exactly this lesson's work: read the saved file one line at a time, split each line into fields and trim them, check every line, and build one record per line. The Challenge writes that loader for contacts.txt with a Contact record and parse_contact. parse_server (parseServer, ParseServer) is the pattern: one function that turns one line into one record or reports what is wrong. Lesson 3.14 reads and writes the same kind of records as a CSV file with a CSV library, and explains why simple splitting is not enough once a value may contain the delimiter or a quote.</w:t>
       </w:r>
     </w:p>
     <w:p>
@@ -19565,10 +19472,7 @@
     </w:p>
     <w:p>
       <w:r>
-        <w:t xml:space="preserve">Parsing turns text into values. The Basic programs read servers.txt in one read and split it into lines at \n; the Production-Minded programs read it one line at a time, keeping only one line in memory. Each program removed the line ending, including the \r a Windows line ending leaves behind, skipped empty lines, and split each line into fields at the | delimiter; the Production-Minded programs trimmed the spaces around each field. Every line was checked for exactly 3 fields before any field was read, and </w:t>
-      </w:r>
-      <w:r>
-        <w:t>its port was converted with Lesson 2.11's conversion, which can fail. A malformed line produced a clear Error line with the file, the line number, the problem, and the line itself. The Basic version printed as it went; the Production-Minded version built a Server record per line, reported every bad line in one run, and used the file only when every line was good. Lesson 3.14 moves to CSV files, where a value may contain the delimiter itself.</w:t>
+        <w:t>Parsing turns text into values. The Basic programs read servers.txt in one read and split it into lines at \n; the Production-Minded programs read it one line at a time, keeping only one line in memory. Each program removed the line ending, including the \r a Windows line ending leaves behind, skipped empty lines, and split each line into fields at the | delimiter; the Production-Minded programs trimmed the spaces around each field. Every line was checked for exactly 3 fields before any field was read, and its port was converted with Lesson 2.11's conversion, which can fail. A malformed line produced a clear Error line with the file, the line number, the problem, and the line itself. The Basic version printed as it went; the Production-Minded version built a Server record per line, reported every bad line in one run, and used the file only when every line was good. Lesson 3.14 moves to CSV files, where a value may contain the delimiter itself.</w:t>
       </w:r>
     </w:p>
     <w:sectPr>
